--- a/Nguyễn Lưu Bảo Khang.docx
+++ b/Nguyễn Lưu Bảo Khang.docx
@@ -59,8 +59,18 @@
           <w:sz w:val="32"/>
           <w:szCs w:val="32"/>
         </w:rPr>
-        <w:t>Câu 1 :</w:t>
-      </w:r>
+        <w:t xml:space="preserve">Câu </w:t>
+      </w:r>
+      <w:proofErr w:type="gramStart"/>
+      <w:r>
+        <w:rPr>
+          <w:rFonts w:ascii="Times New Roman" w:hAnsi="Times New Roman" w:cs="Times New Roman"/>
+          <w:sz w:val="32"/>
+          <w:szCs w:val="32"/>
+        </w:rPr>
+        <w:t>1 :</w:t>
+      </w:r>
+      <w:proofErr w:type="gramEnd"/>
     </w:p>
     <w:p>
       <w:pPr>
@@ -256,6 +266,7 @@
           <w:rFonts w:asciiTheme="majorHAnsi" w:hAnsiTheme="majorHAnsi" w:cstheme="majorHAnsi"/>
           <w:b/>
           <w:bCs/>
+          <w:noProof/>
           <w:sz w:val="30"/>
           <w:szCs w:val="30"/>
         </w:rPr>
@@ -328,6 +339,7 @@
           <w:rFonts w:asciiTheme="majorHAnsi" w:hAnsiTheme="majorHAnsi" w:cstheme="majorHAnsi"/>
           <w:b/>
           <w:bCs/>
+          <w:noProof/>
           <w:sz w:val="30"/>
           <w:szCs w:val="30"/>
         </w:rPr>
@@ -503,6 +515,7 @@
       <w:r>
         <w:rPr>
           <w:rFonts w:asciiTheme="majorHAnsi" w:hAnsiTheme="majorHAnsi" w:cstheme="majorHAnsi"/>
+          <w:noProof/>
           <w:sz w:val="30"/>
           <w:szCs w:val="30"/>
         </w:rPr>
@@ -695,6 +708,7 @@
       <w:r>
         <w:rPr>
           <w:rFonts w:asciiTheme="majorHAnsi" w:hAnsiTheme="majorHAnsi" w:cstheme="majorHAnsi"/>
+          <w:noProof/>
           <w:color w:val="70AD47" w:themeColor="accent6"/>
           <w:sz w:val="28"/>
           <w:szCs w:val="28"/>
@@ -869,6 +883,7 @@
       <w:r>
         <w:rPr>
           <w:rFonts w:asciiTheme="majorHAnsi" w:hAnsiTheme="majorHAnsi" w:cstheme="majorHAnsi"/>
+          <w:noProof/>
           <w:sz w:val="28"/>
           <w:szCs w:val="28"/>
         </w:rPr>
@@ -1042,6 +1057,7 @@
       <w:r>
         <w:rPr>
           <w:rFonts w:asciiTheme="majorHAnsi" w:hAnsiTheme="majorHAnsi" w:cstheme="majorHAnsi"/>
+          <w:noProof/>
           <w:sz w:val="28"/>
           <w:szCs w:val="28"/>
         </w:rPr>
@@ -1109,6 +1125,7 @@
       <w:r>
         <w:rPr>
           <w:rFonts w:asciiTheme="majorHAnsi" w:hAnsiTheme="majorHAnsi" w:cstheme="majorHAnsi"/>
+          <w:noProof/>
           <w:sz w:val="28"/>
           <w:szCs w:val="28"/>
         </w:rPr>
@@ -1282,6 +1299,7 @@
       <w:r>
         <w:rPr>
           <w:rFonts w:asciiTheme="majorHAnsi" w:hAnsiTheme="majorHAnsi" w:cstheme="majorHAnsi"/>
+          <w:noProof/>
           <w:sz w:val="28"/>
           <w:szCs w:val="28"/>
         </w:rPr>
@@ -1348,6 +1366,7 @@
       <w:r>
         <w:rPr>
           <w:rFonts w:asciiTheme="majorHAnsi" w:hAnsiTheme="majorHAnsi" w:cstheme="majorHAnsi"/>
+          <w:noProof/>
           <w:sz w:val="28"/>
           <w:szCs w:val="28"/>
         </w:rPr>
@@ -1520,6 +1539,7 @@
       <w:r>
         <w:rPr>
           <w:rFonts w:asciiTheme="majorHAnsi" w:hAnsiTheme="majorHAnsi" w:cstheme="majorHAnsi"/>
+          <w:noProof/>
           <w:sz w:val="28"/>
           <w:szCs w:val="28"/>
         </w:rPr>
@@ -1668,6 +1688,9 @@
     </w:p>
     <w:p>
       <w:r>
+        <w:rPr>
+          <w:noProof/>
+        </w:rPr>
         <w:lastRenderedPageBreak/>
         <w:drawing>
           <wp:inline distT="0" distB="0" distL="0" distR="0" wp14:anchorId="07BB259B" wp14:editId="7B064461">
@@ -1706,6 +1729,52 @@
         </w:drawing>
       </w:r>
     </w:p>
+    <w:p/>
+    <w:p>
+      <w:pPr>
+        <w:rPr>
+          <w:rFonts w:ascii="Times New Roman" w:hAnsi="Times New Roman" w:cs="Times New Roman"/>
+          <w:sz w:val="32"/>
+          <w:szCs w:val="32"/>
+        </w:rPr>
+      </w:pPr>
+      <w:r>
+        <w:rPr>
+          <w:rFonts w:ascii="Times New Roman" w:hAnsi="Times New Roman" w:cs="Times New Roman"/>
+          <w:sz w:val="32"/>
+          <w:szCs w:val="32"/>
+        </w:rPr>
+        <w:t xml:space="preserve">Câu </w:t>
+      </w:r>
+      <w:proofErr w:type="gramStart"/>
+      <w:r>
+        <w:rPr>
+          <w:rFonts w:ascii="Times New Roman" w:hAnsi="Times New Roman" w:cs="Times New Roman"/>
+          <w:sz w:val="32"/>
+          <w:szCs w:val="32"/>
+        </w:rPr>
+        <w:t>2</w:t>
+      </w:r>
+      <w:r>
+        <w:rPr>
+          <w:rFonts w:ascii="Times New Roman" w:hAnsi="Times New Roman" w:cs="Times New Roman"/>
+          <w:sz w:val="32"/>
+          <w:szCs w:val="32"/>
+        </w:rPr>
+        <w:t xml:space="preserve"> :</w:t>
+      </w:r>
+      <w:proofErr w:type="gramEnd"/>
+    </w:p>
+    <w:p>
+      <w:pPr>
+        <w:rPr>
+          <w:rFonts w:ascii="Times New Roman" w:hAnsi="Times New Roman" w:cs="Times New Roman"/>
+          <w:sz w:val="32"/>
+          <w:szCs w:val="32"/>
+        </w:rPr>
+      </w:pPr>
+    </w:p>
+    <w:p/>
     <w:sectPr>
       <w:pgSz w:w="12240" w:h="15840"/>
       <w:pgMar w:top="1440" w:right="1440" w:bottom="1440" w:left="1440" w:header="720" w:footer="720" w:gutter="0"/>

--- a/Nguyễn Lưu Bảo Khang.docx
+++ b/Nguyễn Lưu Bảo Khang.docx
@@ -59,8 +59,18 @@
           <w:sz w:val="32"/>
           <w:szCs w:val="32"/>
         </w:rPr>
-        <w:t>Câu 1 :</w:t>
-      </w:r>
+        <w:t xml:space="preserve">Câu </w:t>
+      </w:r>
+      <w:proofErr w:type="gramStart"/>
+      <w:r>
+        <w:rPr>
+          <w:rFonts w:ascii="Times New Roman" w:hAnsi="Times New Roman" w:cs="Times New Roman"/>
+          <w:sz w:val="32"/>
+          <w:szCs w:val="32"/>
+        </w:rPr>
+        <w:t>1 :</w:t>
+      </w:r>
+      <w:proofErr w:type="gramEnd"/>
     </w:p>
     <w:p>
       <w:pPr>
@@ -256,6 +266,7 @@
           <w:rFonts w:asciiTheme="majorHAnsi" w:hAnsiTheme="majorHAnsi" w:cstheme="majorHAnsi"/>
           <w:b/>
           <w:bCs/>
+          <w:noProof/>
           <w:sz w:val="30"/>
           <w:szCs w:val="30"/>
         </w:rPr>
@@ -328,6 +339,7 @@
           <w:rFonts w:asciiTheme="majorHAnsi" w:hAnsiTheme="majorHAnsi" w:cstheme="majorHAnsi"/>
           <w:b/>
           <w:bCs/>
+          <w:noProof/>
           <w:sz w:val="30"/>
           <w:szCs w:val="30"/>
         </w:rPr>
@@ -503,6 +515,7 @@
       <w:r>
         <w:rPr>
           <w:rFonts w:asciiTheme="majorHAnsi" w:hAnsiTheme="majorHAnsi" w:cstheme="majorHAnsi"/>
+          <w:noProof/>
           <w:sz w:val="30"/>
           <w:szCs w:val="30"/>
         </w:rPr>
@@ -695,6 +708,7 @@
       <w:r>
         <w:rPr>
           <w:rFonts w:asciiTheme="majorHAnsi" w:hAnsiTheme="majorHAnsi" w:cstheme="majorHAnsi"/>
+          <w:noProof/>
           <w:color w:val="70AD47" w:themeColor="accent6"/>
           <w:sz w:val="28"/>
           <w:szCs w:val="28"/>
@@ -869,6 +883,7 @@
       <w:r>
         <w:rPr>
           <w:rFonts w:asciiTheme="majorHAnsi" w:hAnsiTheme="majorHAnsi" w:cstheme="majorHAnsi"/>
+          <w:noProof/>
           <w:sz w:val="28"/>
           <w:szCs w:val="28"/>
         </w:rPr>
@@ -1042,6 +1057,7 @@
       <w:r>
         <w:rPr>
           <w:rFonts w:asciiTheme="majorHAnsi" w:hAnsiTheme="majorHAnsi" w:cstheme="majorHAnsi"/>
+          <w:noProof/>
           <w:sz w:val="28"/>
           <w:szCs w:val="28"/>
         </w:rPr>
@@ -1109,6 +1125,7 @@
       <w:r>
         <w:rPr>
           <w:rFonts w:asciiTheme="majorHAnsi" w:hAnsiTheme="majorHAnsi" w:cstheme="majorHAnsi"/>
+          <w:noProof/>
           <w:sz w:val="28"/>
           <w:szCs w:val="28"/>
         </w:rPr>
@@ -1282,6 +1299,7 @@
       <w:r>
         <w:rPr>
           <w:rFonts w:asciiTheme="majorHAnsi" w:hAnsiTheme="majorHAnsi" w:cstheme="majorHAnsi"/>
+          <w:noProof/>
           <w:sz w:val="28"/>
           <w:szCs w:val="28"/>
         </w:rPr>
@@ -1348,6 +1366,7 @@
       <w:r>
         <w:rPr>
           <w:rFonts w:asciiTheme="majorHAnsi" w:hAnsiTheme="majorHAnsi" w:cstheme="majorHAnsi"/>
+          <w:noProof/>
           <w:sz w:val="28"/>
           <w:szCs w:val="28"/>
         </w:rPr>
@@ -1520,6 +1539,7 @@
       <w:r>
         <w:rPr>
           <w:rFonts w:asciiTheme="majorHAnsi" w:hAnsiTheme="majorHAnsi" w:cstheme="majorHAnsi"/>
+          <w:noProof/>
           <w:sz w:val="28"/>
           <w:szCs w:val="28"/>
         </w:rPr>
@@ -1668,12 +1688,15 @@
     </w:p>
     <w:p>
       <w:r>
+        <w:rPr>
+          <w:noProof/>
+        </w:rPr>
         <w:lastRenderedPageBreak/>
         <w:drawing>
           <wp:inline distT="0" distB="0" distL="0" distR="0" wp14:anchorId="07BB259B" wp14:editId="7B064461">
             <wp:extent cx="5943600" cy="3341370"/>
             <wp:effectExtent l="0" t="0" r="0" b="0"/>
-            <wp:docPr id="168161384" name="Picture 1" descr="A computer screen shot of a computer screen&#10;&#10;Description automatically generated"/>
+            <wp:docPr id="168161384" name="Picture 1"/>
             <wp:cNvGraphicFramePr>
               <a:graphicFrameLocks xmlns:a="http://schemas.openxmlformats.org/drawingml/2006/main" noChangeAspect="1"/>
             </wp:cNvGraphicFramePr>
@@ -1681,7 +1704,7 @@
               <a:graphicData uri="http://schemas.openxmlformats.org/drawingml/2006/picture">
                 <pic:pic xmlns:pic="http://schemas.openxmlformats.org/drawingml/2006/picture">
                   <pic:nvPicPr>
-                    <pic:cNvPr id="168161384" name="Picture 1" descr="A computer screen shot of a computer screen&#10;&#10;Description automatically generated"/>
+                    <pic:cNvPr id="168161384" name=""/>
                     <pic:cNvPicPr/>
                   </pic:nvPicPr>
                   <pic:blipFill>
@@ -1706,6 +1729,52 @@
         </w:drawing>
       </w:r>
     </w:p>
+    <w:p/>
+    <w:p>
+      <w:pPr>
+        <w:rPr>
+          <w:rFonts w:ascii="Times New Roman" w:hAnsi="Times New Roman" w:cs="Times New Roman"/>
+          <w:sz w:val="32"/>
+          <w:szCs w:val="32"/>
+        </w:rPr>
+      </w:pPr>
+      <w:r>
+        <w:rPr>
+          <w:rFonts w:ascii="Times New Roman" w:hAnsi="Times New Roman" w:cs="Times New Roman"/>
+          <w:sz w:val="32"/>
+          <w:szCs w:val="32"/>
+        </w:rPr>
+        <w:t xml:space="preserve">Câu </w:t>
+      </w:r>
+      <w:proofErr w:type="gramStart"/>
+      <w:r>
+        <w:rPr>
+          <w:rFonts w:ascii="Times New Roman" w:hAnsi="Times New Roman" w:cs="Times New Roman"/>
+          <w:sz w:val="32"/>
+          <w:szCs w:val="32"/>
+        </w:rPr>
+        <w:t>2</w:t>
+      </w:r>
+      <w:r>
+        <w:rPr>
+          <w:rFonts w:ascii="Times New Roman" w:hAnsi="Times New Roman" w:cs="Times New Roman"/>
+          <w:sz w:val="32"/>
+          <w:szCs w:val="32"/>
+        </w:rPr>
+        <w:t xml:space="preserve"> :</w:t>
+      </w:r>
+      <w:proofErr w:type="gramEnd"/>
+    </w:p>
+    <w:p>
+      <w:pPr>
+        <w:rPr>
+          <w:rFonts w:ascii="Times New Roman" w:hAnsi="Times New Roman" w:cs="Times New Roman"/>
+          <w:sz w:val="32"/>
+          <w:szCs w:val="32"/>
+        </w:rPr>
+      </w:pPr>
+    </w:p>
+    <w:p/>
     <w:sectPr>
       <w:pgSz w:w="12240" w:h="15840"/>
       <w:pgMar w:top="1440" w:right="1440" w:bottom="1440" w:left="1440" w:header="720" w:footer="720" w:gutter="0"/>

--- a/Nguyễn Lưu Bảo Khang.docx
+++ b/Nguyễn Lưu Bảo Khang.docx
@@ -256,6 +256,7 @@
           <w:rFonts w:asciiTheme="majorHAnsi" w:hAnsiTheme="majorHAnsi" w:cstheme="majorHAnsi"/>
           <w:b/>
           <w:bCs/>
+          <w:noProof/>
           <w:sz w:val="30"/>
           <w:szCs w:val="30"/>
         </w:rPr>
@@ -328,6 +329,7 @@
           <w:rFonts w:asciiTheme="majorHAnsi" w:hAnsiTheme="majorHAnsi" w:cstheme="majorHAnsi"/>
           <w:b/>
           <w:bCs/>
+          <w:noProof/>
           <w:sz w:val="30"/>
           <w:szCs w:val="30"/>
         </w:rPr>
@@ -503,6 +505,7 @@
       <w:r>
         <w:rPr>
           <w:rFonts w:asciiTheme="majorHAnsi" w:hAnsiTheme="majorHAnsi" w:cstheme="majorHAnsi"/>
+          <w:noProof/>
           <w:sz w:val="30"/>
           <w:szCs w:val="30"/>
         </w:rPr>
@@ -695,6 +698,7 @@
       <w:r>
         <w:rPr>
           <w:rFonts w:asciiTheme="majorHAnsi" w:hAnsiTheme="majorHAnsi" w:cstheme="majorHAnsi"/>
+          <w:noProof/>
           <w:color w:val="70AD47" w:themeColor="accent6"/>
           <w:sz w:val="28"/>
           <w:szCs w:val="28"/>
@@ -869,6 +873,7 @@
       <w:r>
         <w:rPr>
           <w:rFonts w:asciiTheme="majorHAnsi" w:hAnsiTheme="majorHAnsi" w:cstheme="majorHAnsi"/>
+          <w:noProof/>
           <w:sz w:val="28"/>
           <w:szCs w:val="28"/>
         </w:rPr>
@@ -1042,6 +1047,7 @@
       <w:r>
         <w:rPr>
           <w:rFonts w:asciiTheme="majorHAnsi" w:hAnsiTheme="majorHAnsi" w:cstheme="majorHAnsi"/>
+          <w:noProof/>
           <w:sz w:val="28"/>
           <w:szCs w:val="28"/>
         </w:rPr>
@@ -1109,6 +1115,7 @@
       <w:r>
         <w:rPr>
           <w:rFonts w:asciiTheme="majorHAnsi" w:hAnsiTheme="majorHAnsi" w:cstheme="majorHAnsi"/>
+          <w:noProof/>
           <w:sz w:val="28"/>
           <w:szCs w:val="28"/>
         </w:rPr>
@@ -1282,6 +1289,7 @@
       <w:r>
         <w:rPr>
           <w:rFonts w:asciiTheme="majorHAnsi" w:hAnsiTheme="majorHAnsi" w:cstheme="majorHAnsi"/>
+          <w:noProof/>
           <w:sz w:val="28"/>
           <w:szCs w:val="28"/>
         </w:rPr>
@@ -1348,6 +1356,7 @@
       <w:r>
         <w:rPr>
           <w:rFonts w:asciiTheme="majorHAnsi" w:hAnsiTheme="majorHAnsi" w:cstheme="majorHAnsi"/>
+          <w:noProof/>
           <w:sz w:val="28"/>
           <w:szCs w:val="28"/>
         </w:rPr>
@@ -1520,6 +1529,7 @@
       <w:r>
         <w:rPr>
           <w:rFonts w:asciiTheme="majorHAnsi" w:hAnsiTheme="majorHAnsi" w:cstheme="majorHAnsi"/>
+          <w:noProof/>
           <w:sz w:val="28"/>
           <w:szCs w:val="28"/>
         </w:rPr>
@@ -1668,6 +1678,9 @@
     </w:p>
     <w:p>
       <w:r>
+        <w:rPr>
+          <w:noProof/>
+        </w:rPr>
         <w:lastRenderedPageBreak/>
         <w:drawing>
           <wp:inline distT="0" distB="0" distL="0" distR="0" wp14:anchorId="07BB259B" wp14:editId="7B064461">
@@ -1706,6 +1719,305 @@
         </w:drawing>
       </w:r>
     </w:p>
+    <w:p/>
+    <w:p>
+      <w:pPr>
+        <w:rPr>
+          <w:rFonts w:ascii="Times New Roman" w:hAnsi="Times New Roman" w:cs="Times New Roman"/>
+          <w:sz w:val="32"/>
+          <w:szCs w:val="32"/>
+        </w:rPr>
+      </w:pPr>
+      <w:r>
+        <w:rPr>
+          <w:rFonts w:ascii="Times New Roman" w:hAnsi="Times New Roman" w:cs="Times New Roman"/>
+          <w:sz w:val="32"/>
+          <w:szCs w:val="32"/>
+        </w:rPr>
+        <w:t xml:space="preserve">Câu </w:t>
+      </w:r>
+      <w:r>
+        <w:rPr>
+          <w:rFonts w:ascii="Times New Roman" w:hAnsi="Times New Roman" w:cs="Times New Roman"/>
+          <w:sz w:val="32"/>
+          <w:szCs w:val="32"/>
+        </w:rPr>
+        <w:t>2</w:t>
+      </w:r>
+      <w:r>
+        <w:rPr>
+          <w:rFonts w:ascii="Times New Roman" w:hAnsi="Times New Roman" w:cs="Times New Roman"/>
+          <w:sz w:val="32"/>
+          <w:szCs w:val="32"/>
+        </w:rPr>
+        <w:t xml:space="preserve"> :</w:t>
+      </w:r>
+    </w:p>
+    <w:p>
+      <w:pPr>
+        <w:rPr>
+          <w:rFonts w:ascii="Times New Roman" w:hAnsi="Times New Roman" w:cs="Times New Roman"/>
+          <w:sz w:val="32"/>
+          <w:szCs w:val="32"/>
+        </w:rPr>
+      </w:pPr>
+      <w:r>
+        <w:rPr>
+          <w:rFonts w:ascii="Times New Roman" w:hAnsi="Times New Roman" w:cs="Times New Roman"/>
+          <w:sz w:val="32"/>
+          <w:szCs w:val="32"/>
+        </w:rPr>
+        <w:drawing>
+          <wp:inline distT="0" distB="0" distL="0" distR="0" wp14:anchorId="230B4270" wp14:editId="4CECCB82">
+            <wp:extent cx="5943600" cy="3341370"/>
+            <wp:effectExtent l="0" t="0" r="0" b="0"/>
+            <wp:docPr id="2079396799" name="Picture 1" descr="A screenshot of a computer&#10;&#10;Description automatically generated"/>
+            <wp:cNvGraphicFramePr>
+              <a:graphicFrameLocks xmlns:a="http://schemas.openxmlformats.org/drawingml/2006/main" noChangeAspect="1"/>
+            </wp:cNvGraphicFramePr>
+            <a:graphic xmlns:a="http://schemas.openxmlformats.org/drawingml/2006/main">
+              <a:graphicData uri="http://schemas.openxmlformats.org/drawingml/2006/picture">
+                <pic:pic xmlns:pic="http://schemas.openxmlformats.org/drawingml/2006/picture">
+                  <pic:nvPicPr>
+                    <pic:cNvPr id="2079396799" name="Picture 1" descr="A screenshot of a computer&#10;&#10;Description automatically generated"/>
+                    <pic:cNvPicPr/>
+                  </pic:nvPicPr>
+                  <pic:blipFill>
+                    <a:blip r:embed="rId24"/>
+                    <a:stretch>
+                      <a:fillRect/>
+                    </a:stretch>
+                  </pic:blipFill>
+                  <pic:spPr>
+                    <a:xfrm>
+                      <a:off x="0" y="0"/>
+                      <a:ext cx="5943600" cy="3341370"/>
+                    </a:xfrm>
+                    <a:prstGeom prst="rect">
+                      <a:avLst/>
+                    </a:prstGeom>
+                  </pic:spPr>
+                </pic:pic>
+              </a:graphicData>
+            </a:graphic>
+          </wp:inline>
+        </w:drawing>
+      </w:r>
+    </w:p>
+    <w:p>
+      <w:pPr>
+        <w:rPr>
+          <w:rFonts w:ascii="Times New Roman" w:hAnsi="Times New Roman" w:cs="Times New Roman"/>
+          <w:sz w:val="32"/>
+          <w:szCs w:val="32"/>
+        </w:rPr>
+      </w:pPr>
+    </w:p>
+    <w:p>
+      <w:pPr>
+        <w:rPr>
+          <w:rFonts w:ascii="Times New Roman" w:hAnsi="Times New Roman" w:cs="Times New Roman"/>
+          <w:sz w:val="32"/>
+          <w:szCs w:val="32"/>
+        </w:rPr>
+      </w:pPr>
+      <w:r>
+        <w:rPr>
+          <w:rFonts w:ascii="Times New Roman" w:hAnsi="Times New Roman" w:cs="Times New Roman"/>
+          <w:sz w:val="32"/>
+          <w:szCs w:val="32"/>
+        </w:rPr>
+        <w:t xml:space="preserve">Để chạy file C++ này </w:t>
+      </w:r>
+    </w:p>
+    <w:p>
+      <w:pPr>
+        <w:rPr>
+          <w:rFonts w:ascii="Times New Roman" w:hAnsi="Times New Roman" w:cs="Times New Roman"/>
+          <w:sz w:val="32"/>
+          <w:szCs w:val="32"/>
+        </w:rPr>
+      </w:pPr>
+      <w:r>
+        <w:rPr>
+          <w:rFonts w:ascii="Times New Roman" w:hAnsi="Times New Roman" w:cs="Times New Roman"/>
+          <w:sz w:val="32"/>
+          <w:szCs w:val="32"/>
+        </w:rPr>
+        <w:lastRenderedPageBreak/>
+        <w:t xml:space="preserve">Để chạy file </w:t>
+      </w:r>
+      <w:r>
+        <w:rPr>
+          <w:rFonts w:ascii="Times New Roman" w:hAnsi="Times New Roman" w:cs="Times New Roman"/>
+          <w:sz w:val="32"/>
+          <w:szCs w:val="32"/>
+        </w:rPr>
+        <w:t>sh</w:t>
+      </w:r>
+      <w:r>
+        <w:rPr>
+          <w:rFonts w:ascii="Times New Roman" w:hAnsi="Times New Roman" w:cs="Times New Roman"/>
+          <w:sz w:val="32"/>
+          <w:szCs w:val="32"/>
+        </w:rPr>
+        <w:t xml:space="preserve"> này </w:t>
+      </w:r>
+      <w:r>
+        <w:rPr>
+          <w:rFonts w:ascii="Times New Roman" w:hAnsi="Times New Roman" w:cs="Times New Roman"/>
+          <w:sz w:val="32"/>
+          <w:szCs w:val="32"/>
+        </w:rPr>
+        <w:t>:</w:t>
+      </w:r>
+    </w:p>
+    <w:p>
+      <w:pPr>
+        <w:rPr>
+          <w:rFonts w:ascii="Times New Roman" w:hAnsi="Times New Roman" w:cs="Times New Roman"/>
+          <w:sz w:val="32"/>
+          <w:szCs w:val="32"/>
+        </w:rPr>
+      </w:pPr>
+      <w:r>
+        <w:rPr>
+          <w:rFonts w:ascii="Times New Roman" w:hAnsi="Times New Roman" w:cs="Times New Roman"/>
+          <w:sz w:val="32"/>
+          <w:szCs w:val="32"/>
+        </w:rPr>
+        <w:t>Đổi nhánh hiện hành sang DH52200843_sh</w:t>
+      </w:r>
+    </w:p>
+    <w:p>
+      <w:pPr>
+        <w:rPr>
+          <w:rFonts w:ascii="Times New Roman" w:hAnsi="Times New Roman" w:cs="Times New Roman"/>
+          <w:sz w:val="32"/>
+          <w:szCs w:val="32"/>
+        </w:rPr>
+      </w:pPr>
+      <w:r>
+        <w:rPr>
+          <w:rFonts w:ascii="Times New Roman" w:hAnsi="Times New Roman" w:cs="Times New Roman"/>
+          <w:sz w:val="32"/>
+          <w:szCs w:val="32"/>
+        </w:rPr>
+        <w:drawing>
+          <wp:inline distT="0" distB="0" distL="0" distR="0" wp14:anchorId="39CBF5F3" wp14:editId="2A1C6B45">
+            <wp:extent cx="5943600" cy="3341370"/>
+            <wp:effectExtent l="0" t="0" r="0" b="0"/>
+            <wp:docPr id="1037575277" name="Picture 1" descr="A screenshot of a computer&#10;&#10;Description automatically generated"/>
+            <wp:cNvGraphicFramePr>
+              <a:graphicFrameLocks xmlns:a="http://schemas.openxmlformats.org/drawingml/2006/main" noChangeAspect="1"/>
+            </wp:cNvGraphicFramePr>
+            <a:graphic xmlns:a="http://schemas.openxmlformats.org/drawingml/2006/main">
+              <a:graphicData uri="http://schemas.openxmlformats.org/drawingml/2006/picture">
+                <pic:pic xmlns:pic="http://schemas.openxmlformats.org/drawingml/2006/picture">
+                  <pic:nvPicPr>
+                    <pic:cNvPr id="1037575277" name="Picture 1" descr="A screenshot of a computer&#10;&#10;Description automatically generated"/>
+                    <pic:cNvPicPr/>
+                  </pic:nvPicPr>
+                  <pic:blipFill>
+                    <a:blip r:embed="rId25"/>
+                    <a:stretch>
+                      <a:fillRect/>
+                    </a:stretch>
+                  </pic:blipFill>
+                  <pic:spPr>
+                    <a:xfrm>
+                      <a:off x="0" y="0"/>
+                      <a:ext cx="5943600" cy="3341370"/>
+                    </a:xfrm>
+                    <a:prstGeom prst="rect">
+                      <a:avLst/>
+                    </a:prstGeom>
+                  </pic:spPr>
+                </pic:pic>
+              </a:graphicData>
+            </a:graphic>
+          </wp:inline>
+        </w:drawing>
+      </w:r>
+    </w:p>
+    <w:p>
+      <w:pPr>
+        <w:rPr>
+          <w:rFonts w:ascii="Times New Roman" w:hAnsi="Times New Roman" w:cs="Times New Roman"/>
+          <w:sz w:val="32"/>
+          <w:szCs w:val="32"/>
+        </w:rPr>
+      </w:pPr>
+    </w:p>
+    <w:p>
+      <w:pPr>
+        <w:rPr>
+          <w:rFonts w:ascii="Times New Roman" w:hAnsi="Times New Roman" w:cs="Times New Roman"/>
+          <w:sz w:val="32"/>
+          <w:szCs w:val="32"/>
+        </w:rPr>
+      </w:pPr>
+      <w:r>
+        <w:rPr>
+          <w:rFonts w:ascii="Times New Roman" w:hAnsi="Times New Roman" w:cs="Times New Roman"/>
+          <w:sz w:val="32"/>
+          <w:szCs w:val="32"/>
+        </w:rPr>
+        <w:t>Dùng lệnh bash để chạy tệp sh</w:t>
+      </w:r>
+    </w:p>
+    <w:p>
+      <w:pPr>
+        <w:rPr>
+          <w:rFonts w:ascii="Times New Roman" w:hAnsi="Times New Roman" w:cs="Times New Roman"/>
+          <w:sz w:val="32"/>
+          <w:szCs w:val="32"/>
+        </w:rPr>
+      </w:pPr>
+      <w:r>
+        <w:rPr>
+          <w:rFonts w:ascii="Times New Roman" w:hAnsi="Times New Roman" w:cs="Times New Roman"/>
+          <w:sz w:val="32"/>
+          <w:szCs w:val="32"/>
+        </w:rPr>
+        <w:drawing>
+          <wp:inline distT="0" distB="0" distL="0" distR="0" wp14:anchorId="6B987216" wp14:editId="5A8B18B5">
+            <wp:extent cx="5943600" cy="3341370"/>
+            <wp:effectExtent l="0" t="0" r="0" b="0"/>
+            <wp:docPr id="1659815513" name="Picture 1" descr="A screenshot of a computer&#10;&#10;Description automatically generated"/>
+            <wp:cNvGraphicFramePr>
+              <a:graphicFrameLocks xmlns:a="http://schemas.openxmlformats.org/drawingml/2006/main" noChangeAspect="1"/>
+            </wp:cNvGraphicFramePr>
+            <a:graphic xmlns:a="http://schemas.openxmlformats.org/drawingml/2006/main">
+              <a:graphicData uri="http://schemas.openxmlformats.org/drawingml/2006/picture">
+                <pic:pic xmlns:pic="http://schemas.openxmlformats.org/drawingml/2006/picture">
+                  <pic:nvPicPr>
+                    <pic:cNvPr id="1659815513" name="Picture 1" descr="A screenshot of a computer&#10;&#10;Description automatically generated"/>
+                    <pic:cNvPicPr/>
+                  </pic:nvPicPr>
+                  <pic:blipFill>
+                    <a:blip r:embed="rId26"/>
+                    <a:stretch>
+                      <a:fillRect/>
+                    </a:stretch>
+                  </pic:blipFill>
+                  <pic:spPr>
+                    <a:xfrm>
+                      <a:off x="0" y="0"/>
+                      <a:ext cx="5943600" cy="3341370"/>
+                    </a:xfrm>
+                    <a:prstGeom prst="rect">
+                      <a:avLst/>
+                    </a:prstGeom>
+                  </pic:spPr>
+                </pic:pic>
+              </a:graphicData>
+            </a:graphic>
+          </wp:inline>
+        </w:drawing>
+      </w:r>
+    </w:p>
+    <w:p/>
     <w:sectPr>
       <w:pgSz w:w="12240" w:h="15840"/>
       <w:pgMar w:top="1440" w:right="1440" w:bottom="1440" w:left="1440" w:header="720" w:footer="720" w:gutter="0"/>
